--- a/___projects/Books/Arabia!/Book Five/Arabia_Bk5_v16.docx
+++ b/___projects/Books/Arabia!/Book Five/Arabia_Bk5_v16.docx
@@ -42,6 +42,18 @@
           <w:bCs/>
           <w:sz w:val="54"/>
           <w:szCs w:val="54"/>
+        </w:rPr>
+        <w:t>Veil Upon Veil</w:t>
+      </w:r>
+    </w:p>
+    <w:p>
+      <w:pPr>
+        <w:jc w:val="center"/>
+      </w:pPr>
+      <w:r>
+        <w:rPr>
+          <w:i/>
+          <w:sz w:val="32"/>
         </w:rPr>
         <w:t>The Ledger and the Well</w:t>
       </w:r>
